--- a/testakten/gesellschaftsrecht-legal-english-frankfurt-startup/11n-westarp-randnotiz-zum-entwurf.docx
+++ b/testakten/gesellschaftsrecht-legal-english-frankfurt-startup/11n-westarp-randnotiz-zum-entwurf.docx
@@ -5,69 +5,93 @@
     <w:p>
       <w:pPr>
         <w:pStyle w:val="Heading1"/>
+        <w:spacing w:after="160" w:line="259" w:lineRule="auto"/>
       </w:pPr>
       <w:r>
+        <w:rPr>
+          <w:rFonts w:ascii="Times New Roman" w:hAnsi="Times New Roman"/>
+          <w:b/>
+          <w:sz w:val="28"/>
+        </w:rPr>
         <w:t>11n Randnotiz Adelheid von Westarp zum Entwurf Hildemar K.</w:t>
       </w:r>
     </w:p>
-    <w:p/>
     <w:p>
       <w:pPr>
-        <w:spacing w:after="80"/>
+        <w:spacing w:line="259" w:lineRule="auto" w:after="60"/>
+      </w:pPr>
+    </w:p>
+    <w:p>
+      <w:pPr>
+        <w:spacing w:after="60" w:before="120" w:line="259" w:lineRule="auto"/>
         <w:jc w:val="both"/>
       </w:pPr>
       <w:r>
         <w:rPr>
           <w:rFonts w:ascii="Times New Roman" w:hAnsi="Times New Roman"/>
-          <w:sz w:val="21"/>
+          <w:b/>
+          <w:sz w:val="22"/>
         </w:rPr>
         <w:t>Verfasserin: RAin Dr. Adelheid von Westarp</w:t>
       </w:r>
     </w:p>
     <w:p>
       <w:pPr>
-        <w:spacing w:after="80"/>
+        <w:spacing w:after="60" w:before="120" w:line="259" w:lineRule="auto"/>
         <w:jc w:val="both"/>
       </w:pPr>
       <w:r>
         <w:rPr>
           <w:rFonts w:ascii="Times New Roman" w:hAnsi="Times New Roman"/>
-          <w:sz w:val="21"/>
+          <w:b w:val="0"/>
+          <w:i w:val="0"/>
+          <w:sz w:val="22"/>
         </w:rPr>
         <w:t>Datum: Donnerstag, 07:38 Uhr</w:t>
       </w:r>
     </w:p>
     <w:p>
       <w:pPr>
-        <w:spacing w:after="80"/>
+        <w:spacing w:after="60" w:before="120" w:line="259" w:lineRule="auto"/>
         <w:jc w:val="both"/>
       </w:pPr>
       <w:r>
         <w:rPr>
           <w:rFonts w:ascii="Times New Roman" w:hAnsi="Times New Roman"/>
-          <w:sz w:val="21"/>
+          <w:b/>
+          <w:sz w:val="22"/>
         </w:rPr>
         <w:t>Bezug: Entwurf Hildemar K. vom 02:14 Uhr (siehe Datei 11, E-Mail 3)</w:t>
       </w:r>
     </w:p>
-    <w:p/>
     <w:p>
       <w:pPr>
-        <w:spacing w:after="80"/>
+        <w:spacing w:line="259" w:lineRule="auto" w:after="60"/>
+      </w:pPr>
+    </w:p>
+    <w:p>
+      <w:pPr>
+        <w:spacing w:after="60" w:before="120" w:line="259" w:lineRule="auto"/>
         <w:jc w:val="both"/>
       </w:pPr>
       <w:r>
         <w:rPr>
           <w:rFonts w:ascii="Times New Roman" w:hAnsi="Times New Roman"/>
-          <w:sz w:val="21"/>
+          <w:b/>
+          <w:sz w:val="22"/>
         </w:rPr>
         <w:t>Hildemar, gut. Drei Sachen:</w:t>
       </w:r>
     </w:p>
-    <w:p/>
+    <w:p>
+      <w:pPr>
+        <w:spacing w:line="259" w:lineRule="auto" w:after="60"/>
+      </w:pPr>
+    </w:p>
     <w:p>
       <w:pPr>
         <w:pStyle w:val="ListNumber"/>
+        <w:spacing w:line="259" w:lineRule="auto" w:after="60"/>
       </w:pPr>
       <w:r>
         <w:rPr>
@@ -77,10 +101,15 @@
         <w:t>02:14-Uhr-Mails sind eine Zeitstempel-Selbstverletzung. Schicken Sie in Zukunft erst nach 06:30.</w:t>
       </w:r>
     </w:p>
-    <w:p/>
+    <w:p>
+      <w:pPr>
+        <w:spacing w:line="259" w:lineRule="auto" w:after="60"/>
+      </w:pPr>
+    </w:p>
     <w:p>
       <w:pPr>
         <w:pStyle w:val="ListNumber"/>
+        <w:spacing w:line="259" w:lineRule="auto" w:after="60"/>
       </w:pPr>
       <w:r>
         <w:rPr>
@@ -90,10 +119,15 @@
         <w:t>Waterfall-Annahme „25,3 Prozent" bitte mit Quelle: woher haben Sie diese Zahl? Cap Table v18.05.2026 ist noch instabil.</w:t>
       </w:r>
     </w:p>
-    <w:p/>
+    <w:p>
+      <w:pPr>
+        <w:spacing w:line="259" w:lineRule="auto" w:after="60"/>
+      </w:pPr>
+    </w:p>
     <w:p>
       <w:pPr>
         <w:pStyle w:val="ListNumber"/>
+        <w:spacing w:line="259" w:lineRule="auto" w:after="60"/>
       </w:pPr>
       <w:r>
         <w:rPr>
@@ -103,10 +137,14 @@
         <w:t>Drag-Vorschlag 65 Prozent ist Verhandlungslogik, nicht Mandanteninteresse. Bitte gegen das Gründerinteresse argumentieren: Sperrminorität der Gründer auf der einen, Mehrheit der A-Investoren auf der anderen Seite. Der Vorschlag muss aus dieser Logik heraus formuliert werden, nicht aus einer „Kompromiss-Mitte".</w:t>
       </w:r>
     </w:p>
-    <w:p/>
     <w:p>
       <w:pPr>
-        <w:spacing w:after="80"/>
+        <w:spacing w:line="259" w:lineRule="auto" w:after="60"/>
+      </w:pPr>
+    </w:p>
+    <w:p>
+      <w:pPr>
+        <w:spacing w:after="80" w:line="259" w:lineRule="auto"/>
         <w:jc w:val="both"/>
       </w:pPr>
       <w:r>
@@ -121,7 +159,7 @@
       <w:headerReference w:type="default" r:id="rId9"/>
       <w:footerReference w:type="default" r:id="rId10"/>
       <w:pgSz w:w="11909" w:h="16834"/>
-      <w:pgMar w:top="1037" w:right="1123" w:bottom="1037" w:left="1123" w:header="720" w:footer="720" w:gutter="0"/>
+      <w:pgMar w:top="1191" w:right="1247" w:bottom="1134" w:left="1361" w:header="720" w:footer="720" w:gutter="0"/>
       <w:cols w:space="720"/>
       <w:docGrid w:linePitch="360"/>
     </w:sectPr>
@@ -520,7 +558,7 @@
     <w:rsid w:val="00FC693F"/>
     <w:rPr>
       <w:rFonts w:ascii="Times New Roman" w:hAnsi="Times New Roman"/>
-      <w:sz w:val="21"/>
+      <w:sz w:val="22"/>
     </w:rPr>
   </w:style>
   <w:style w:type="paragraph" w:styleId="Header">
@@ -586,7 +624,7 @@
       <w:b/>
       <w:bCs/>
       <w:color w:val="365F91" w:themeColor="accent1" w:themeShade="BF"/>
-      <w:sz w:val="30"/>
+      <w:sz w:val="28"/>
       <w:szCs w:val="28"/>
     </w:rPr>
   </w:style>
@@ -610,7 +648,7 @@
       <w:b/>
       <w:bCs/>
       <w:color w:val="4F81BD" w:themeColor="accent1"/>
-      <w:sz w:val="25"/>
+      <w:sz w:val="24"/>
       <w:szCs w:val="26"/>
     </w:rPr>
   </w:style>
@@ -872,11 +910,12 @@
       <w:contextualSpacing/>
     </w:pPr>
     <w:rPr>
-      <w:rFonts w:asciiTheme="majorHAnsi" w:eastAsiaTheme="majorEastAsia" w:hAnsiTheme="majorHAnsi" w:cstheme="majorBidi"/>
+      <w:rFonts w:asciiTheme="majorHAnsi" w:eastAsiaTheme="majorEastAsia" w:hAnsiTheme="majorHAnsi" w:cstheme="majorBidi" w:ascii="Times New Roman" w:hAnsi="Times New Roman"/>
+      <w:b/>
       <w:color w:val="17365D" w:themeColor="text2" w:themeShade="BF"/>
       <w:spacing w:val="5"/>
       <w:kern w:val="28"/>
-      <w:sz w:val="52"/>
+      <w:sz w:val="30"/>
       <w:szCs w:val="52"/>
     </w:rPr>
   </w:style>
